--- a/docs/Documentación proyecto 3.docx
+++ b/docs/Documentación proyecto 3.docx
@@ -1097,31 +1097,7 @@
                 <w:lang w:eastAsia="es-CO"/>
                 <w14:ligatures w14:val="none"/>
               </w:rPr>
-              <w:t xml:space="preserve">Carga de trabajo del proyecto, </w:t>
-            </w:r>
-            <w:r>
-              <w:rPr>
-                <w:rFonts w:ascii="Aptos Narrow" w:eastAsia="Times New Roman" w:hAnsi="Aptos Narrow" w:cs="Times New Roman"/>
-                <w:color w:val="000000"/>
-                <w:kern w:val="0"/>
-                <w:sz w:val="22"/>
-                <w:szCs w:val="22"/>
-                <w:lang w:eastAsia="es-CO"/>
-                <w14:ligatures w14:val="none"/>
-              </w:rPr>
-              <w:t>valor predefinido</w:t>
-            </w:r>
-            <w:r>
-              <w:rPr>
-                <w:rFonts w:ascii="Aptos Narrow" w:eastAsia="Times New Roman" w:hAnsi="Aptos Narrow" w:cs="Times New Roman"/>
-                <w:color w:val="000000"/>
-                <w:kern w:val="0"/>
-                <w:sz w:val="22"/>
-                <w:szCs w:val="22"/>
-                <w:lang w:eastAsia="es-CO"/>
-                <w14:ligatures w14:val="none"/>
-              </w:rPr>
-              <w:t xml:space="preserve"> por parte del enunciado</w:t>
+              <w:t>Carga de trabajo del proyecto, valor predefinido por parte del enunciado</w:t>
             </w:r>
           </w:p>
         </w:tc>
@@ -1486,83 +1462,17 @@
                 <w14:ligatures w14:val="none"/>
               </w:rPr>
             </w:pPr>
-            <w:proofErr w:type="spellStart"/>
-            <w:r>
-              <w:rPr>
-                <w:rFonts w:ascii="Aptos Narrow" w:eastAsia="Times New Roman" w:hAnsi="Aptos Narrow" w:cs="Times New Roman"/>
-                <w:color w:val="000000"/>
-                <w:kern w:val="0"/>
-                <w:sz w:val="22"/>
-                <w:szCs w:val="22"/>
-                <w:lang w:eastAsia="es-CO"/>
-                <w14:ligatures w14:val="none"/>
-              </w:rPr>
-              <w:t>id_reserva</w:t>
-            </w:r>
-            <w:proofErr w:type="spellEnd"/>
-            <w:r>
-              <w:rPr>
-                <w:rFonts w:ascii="Aptos Narrow" w:eastAsia="Times New Roman" w:hAnsi="Aptos Narrow" w:cs="Times New Roman"/>
-                <w:color w:val="000000"/>
-                <w:kern w:val="0"/>
-                <w:sz w:val="22"/>
-                <w:szCs w:val="22"/>
-                <w:lang w:eastAsia="es-CO"/>
-                <w14:ligatures w14:val="none"/>
-              </w:rPr>
-              <w:t xml:space="preserve">, </w:t>
-            </w:r>
-            <w:proofErr w:type="spellStart"/>
-            <w:r>
-              <w:rPr>
-                <w:rFonts w:ascii="Aptos Narrow" w:eastAsia="Times New Roman" w:hAnsi="Aptos Narrow" w:cs="Times New Roman"/>
-                <w:color w:val="000000"/>
-                <w:kern w:val="0"/>
-                <w:sz w:val="22"/>
-                <w:szCs w:val="22"/>
-                <w:lang w:eastAsia="es-CO"/>
-                <w14:ligatures w14:val="none"/>
-              </w:rPr>
-              <w:t>id_cliente</w:t>
-            </w:r>
-            <w:proofErr w:type="spellEnd"/>
-            <w:r>
-              <w:rPr>
-                <w:rFonts w:ascii="Aptos Narrow" w:eastAsia="Times New Roman" w:hAnsi="Aptos Narrow" w:cs="Times New Roman"/>
-                <w:color w:val="000000"/>
-                <w:kern w:val="0"/>
-                <w:sz w:val="22"/>
-                <w:szCs w:val="22"/>
-                <w:lang w:eastAsia="es-CO"/>
-                <w14:ligatures w14:val="none"/>
-              </w:rPr>
-              <w:t xml:space="preserve">, </w:t>
-            </w:r>
-            <w:proofErr w:type="spellStart"/>
-            <w:r>
-              <w:rPr>
-                <w:rFonts w:ascii="Aptos Narrow" w:eastAsia="Times New Roman" w:hAnsi="Aptos Narrow" w:cs="Times New Roman"/>
-                <w:color w:val="000000"/>
-                <w:kern w:val="0"/>
-                <w:sz w:val="22"/>
-                <w:szCs w:val="22"/>
-                <w:lang w:eastAsia="es-CO"/>
-                <w14:ligatures w14:val="none"/>
-              </w:rPr>
-              <w:t>id_hotel</w:t>
-            </w:r>
-            <w:proofErr w:type="spellEnd"/>
-            <w:r>
-              <w:rPr>
-                <w:rFonts w:ascii="Aptos Narrow" w:eastAsia="Times New Roman" w:hAnsi="Aptos Narrow" w:cs="Times New Roman"/>
-                <w:color w:val="000000"/>
-                <w:kern w:val="0"/>
-                <w:sz w:val="22"/>
-                <w:szCs w:val="22"/>
-                <w:lang w:eastAsia="es-CO"/>
-                <w14:ligatures w14:val="none"/>
-              </w:rPr>
-              <w:t>, calificación, texto, fecha</w:t>
+            <w:r>
+              <w:rPr>
+                <w:rFonts w:ascii="Aptos Narrow" w:eastAsia="Times New Roman" w:hAnsi="Aptos Narrow" w:cs="Times New Roman"/>
+                <w:color w:val="000000"/>
+                <w:kern w:val="0"/>
+                <w:sz w:val="22"/>
+                <w:szCs w:val="22"/>
+                <w:lang w:eastAsia="es-CO"/>
+                <w14:ligatures w14:val="none"/>
+              </w:rPr>
+              <w:t>id_reserva, id_cliente, id_hotel, calificación, texto, fecha</w:t>
             </w:r>
           </w:p>
         </w:tc>
@@ -1714,31 +1624,17 @@
                 <w14:ligatures w14:val="none"/>
               </w:rPr>
             </w:pPr>
-            <w:proofErr w:type="spellStart"/>
-            <w:r>
-              <w:rPr>
-                <w:rFonts w:ascii="Aptos Narrow" w:eastAsia="Times New Roman" w:hAnsi="Aptos Narrow" w:cs="Times New Roman"/>
-                <w:color w:val="000000"/>
-                <w:kern w:val="0"/>
-                <w:sz w:val="22"/>
-                <w:szCs w:val="22"/>
-                <w:lang w:eastAsia="es-CO"/>
-                <w14:ligatures w14:val="none"/>
-              </w:rPr>
-              <w:t>id_reseña</w:t>
-            </w:r>
-            <w:proofErr w:type="spellEnd"/>
-            <w:r>
-              <w:rPr>
-                <w:rFonts w:ascii="Aptos Narrow" w:eastAsia="Times New Roman" w:hAnsi="Aptos Narrow" w:cs="Times New Roman"/>
-                <w:color w:val="000000"/>
-                <w:kern w:val="0"/>
-                <w:sz w:val="22"/>
-                <w:szCs w:val="22"/>
-                <w:lang w:eastAsia="es-CO"/>
-                <w14:ligatures w14:val="none"/>
-              </w:rPr>
-              <w:t>, nuevo texto, nueva calificación</w:t>
+            <w:r>
+              <w:rPr>
+                <w:rFonts w:ascii="Aptos Narrow" w:eastAsia="Times New Roman" w:hAnsi="Aptos Narrow" w:cs="Times New Roman"/>
+                <w:color w:val="000000"/>
+                <w:kern w:val="0"/>
+                <w:sz w:val="22"/>
+                <w:szCs w:val="22"/>
+                <w:lang w:eastAsia="es-CO"/>
+                <w14:ligatures w14:val="none"/>
+              </w:rPr>
+              <w:t>id_reseña, nuevo texto, nueva calificación</w:t>
             </w:r>
           </w:p>
         </w:tc>
@@ -1890,31 +1786,17 @@
                 <w14:ligatures w14:val="none"/>
               </w:rPr>
             </w:pPr>
-            <w:proofErr w:type="spellStart"/>
-            <w:r>
-              <w:rPr>
-                <w:rFonts w:ascii="Aptos Narrow" w:eastAsia="Times New Roman" w:hAnsi="Aptos Narrow" w:cs="Times New Roman"/>
-                <w:color w:val="000000"/>
-                <w:kern w:val="0"/>
-                <w:sz w:val="22"/>
-                <w:szCs w:val="22"/>
-                <w:lang w:eastAsia="es-CO"/>
-                <w14:ligatures w14:val="none"/>
-              </w:rPr>
-              <w:t>id_reseña</w:t>
-            </w:r>
-            <w:proofErr w:type="spellEnd"/>
-            <w:r>
-              <w:rPr>
-                <w:rFonts w:ascii="Aptos Narrow" w:eastAsia="Times New Roman" w:hAnsi="Aptos Narrow" w:cs="Times New Roman"/>
-                <w:color w:val="000000"/>
-                <w:kern w:val="0"/>
-                <w:sz w:val="22"/>
-                <w:szCs w:val="22"/>
-                <w:lang w:eastAsia="es-CO"/>
-                <w14:ligatures w14:val="none"/>
-              </w:rPr>
-              <w:t>, estado eliminado</w:t>
+            <w:r>
+              <w:rPr>
+                <w:rFonts w:ascii="Aptos Narrow" w:eastAsia="Times New Roman" w:hAnsi="Aptos Narrow" w:cs="Times New Roman"/>
+                <w:color w:val="000000"/>
+                <w:kern w:val="0"/>
+                <w:sz w:val="22"/>
+                <w:szCs w:val="22"/>
+                <w:lang w:eastAsia="es-CO"/>
+                <w14:ligatures w14:val="none"/>
+              </w:rPr>
+              <w:t>id_reseña, estado eliminado</w:t>
             </w:r>
           </w:p>
         </w:tc>
@@ -2066,46 +1948,18 @@
                 <w14:ligatures w14:val="none"/>
               </w:rPr>
             </w:pPr>
-            <w:proofErr w:type="spellStart"/>
-            <w:r>
-              <w:rPr>
-                <w:rFonts w:ascii="Aptos Narrow" w:eastAsia="Times New Roman" w:hAnsi="Aptos Narrow" w:cs="Times New Roman"/>
-                <w:color w:val="000000"/>
-                <w:kern w:val="0"/>
-                <w:sz w:val="22"/>
-                <w:szCs w:val="22"/>
-                <w:lang w:eastAsia="es-CO"/>
-                <w14:ligatures w14:val="none"/>
-              </w:rPr>
-              <w:t>id_hotel</w:t>
-            </w:r>
-            <w:proofErr w:type="spellEnd"/>
-            <w:r>
-              <w:rPr>
-                <w:rFonts w:ascii="Aptos Narrow" w:eastAsia="Times New Roman" w:hAnsi="Aptos Narrow" w:cs="Times New Roman"/>
-                <w:color w:val="000000"/>
-                <w:kern w:val="0"/>
-                <w:sz w:val="22"/>
-                <w:szCs w:val="22"/>
-                <w:lang w:eastAsia="es-CO"/>
-                <w14:ligatures w14:val="none"/>
-              </w:rPr>
-              <w:t xml:space="preserve">, calificación, texto, fecha, votos útiles, respuesta </w:t>
-            </w:r>
-            <w:proofErr w:type="spellStart"/>
-            <w:r>
-              <w:rPr>
-                <w:rFonts w:ascii="Aptos Narrow" w:eastAsia="Times New Roman" w:hAnsi="Aptos Narrow" w:cs="Times New Roman"/>
-                <w:color w:val="000000"/>
-                <w:kern w:val="0"/>
-                <w:sz w:val="22"/>
-                <w:szCs w:val="22"/>
-                <w:lang w:eastAsia="es-CO"/>
-                <w14:ligatures w14:val="none"/>
-              </w:rPr>
-              <w:t>admin</w:t>
-            </w:r>
-            <w:proofErr w:type="spellEnd"/>
+            <w:r>
+              <w:rPr>
+                <w:rFonts w:ascii="Aptos Narrow" w:eastAsia="Times New Roman" w:hAnsi="Aptos Narrow" w:cs="Times New Roman"/>
+                <w:color w:val="000000"/>
+                <w:kern w:val="0"/>
+                <w:sz w:val="22"/>
+                <w:szCs w:val="22"/>
+                <w:lang w:eastAsia="es-CO"/>
+                <w14:ligatures w14:val="none"/>
+              </w:rPr>
+              <w:t>id_hotel, calificación, texto, fecha, votos útiles, respuesta admin</w:t>
+            </w:r>
           </w:p>
         </w:tc>
         <w:tc>
@@ -2257,31 +2111,17 @@
                 <w14:ligatures w14:val="none"/>
               </w:rPr>
             </w:pPr>
-            <w:proofErr w:type="spellStart"/>
-            <w:r>
-              <w:rPr>
-                <w:rFonts w:ascii="Aptos Narrow" w:eastAsia="Times New Roman" w:hAnsi="Aptos Narrow" w:cs="Times New Roman"/>
-                <w:color w:val="000000"/>
-                <w:kern w:val="0"/>
-                <w:sz w:val="22"/>
-                <w:szCs w:val="22"/>
-                <w:lang w:eastAsia="es-CO"/>
-                <w14:ligatures w14:val="none"/>
-              </w:rPr>
-              <w:t>id_cliente</w:t>
-            </w:r>
-            <w:proofErr w:type="spellEnd"/>
-            <w:r>
-              <w:rPr>
-                <w:rFonts w:ascii="Aptos Narrow" w:eastAsia="Times New Roman" w:hAnsi="Aptos Narrow" w:cs="Times New Roman"/>
-                <w:color w:val="000000"/>
-                <w:kern w:val="0"/>
-                <w:sz w:val="22"/>
-                <w:szCs w:val="22"/>
-                <w:lang w:eastAsia="es-CO"/>
-                <w14:ligatures w14:val="none"/>
-              </w:rPr>
-              <w:t>, estado, hotel, calificación, respuesta, votos útiles</w:t>
+            <w:r>
+              <w:rPr>
+                <w:rFonts w:ascii="Aptos Narrow" w:eastAsia="Times New Roman" w:hAnsi="Aptos Narrow" w:cs="Times New Roman"/>
+                <w:color w:val="000000"/>
+                <w:kern w:val="0"/>
+                <w:sz w:val="22"/>
+                <w:szCs w:val="22"/>
+                <w:lang w:eastAsia="es-CO"/>
+                <w14:ligatures w14:val="none"/>
+              </w:rPr>
+              <w:t>id_cliente, estado, hotel, calificación, respuesta, votos útiles</w:t>
             </w:r>
           </w:p>
         </w:tc>
@@ -2433,57 +2273,17 @@
                 <w14:ligatures w14:val="none"/>
               </w:rPr>
             </w:pPr>
-            <w:proofErr w:type="spellStart"/>
-            <w:r>
-              <w:rPr>
-                <w:rFonts w:ascii="Aptos Narrow" w:eastAsia="Times New Roman" w:hAnsi="Aptos Narrow" w:cs="Times New Roman"/>
-                <w:color w:val="000000"/>
-                <w:kern w:val="0"/>
-                <w:sz w:val="22"/>
-                <w:szCs w:val="22"/>
-                <w:lang w:eastAsia="es-CO"/>
-                <w14:ligatures w14:val="none"/>
-              </w:rPr>
-              <w:t>id_reseña</w:t>
-            </w:r>
-            <w:proofErr w:type="spellEnd"/>
-            <w:r>
-              <w:rPr>
-                <w:rFonts w:ascii="Aptos Narrow" w:eastAsia="Times New Roman" w:hAnsi="Aptos Narrow" w:cs="Times New Roman"/>
-                <w:color w:val="000000"/>
-                <w:kern w:val="0"/>
-                <w:sz w:val="22"/>
-                <w:szCs w:val="22"/>
-                <w:lang w:eastAsia="es-CO"/>
-                <w14:ligatures w14:val="none"/>
-              </w:rPr>
-              <w:t xml:space="preserve">, </w:t>
-            </w:r>
-            <w:proofErr w:type="spellStart"/>
-            <w:r>
-              <w:rPr>
-                <w:rFonts w:ascii="Aptos Narrow" w:eastAsia="Times New Roman" w:hAnsi="Aptos Narrow" w:cs="Times New Roman"/>
-                <w:color w:val="000000"/>
-                <w:kern w:val="0"/>
-                <w:sz w:val="22"/>
-                <w:szCs w:val="22"/>
-                <w:lang w:eastAsia="es-CO"/>
-                <w14:ligatures w14:val="none"/>
-              </w:rPr>
-              <w:t>id_admin</w:t>
-            </w:r>
-            <w:proofErr w:type="spellEnd"/>
-            <w:r>
-              <w:rPr>
-                <w:rFonts w:ascii="Aptos Narrow" w:eastAsia="Times New Roman" w:hAnsi="Aptos Narrow" w:cs="Times New Roman"/>
-                <w:color w:val="000000"/>
-                <w:kern w:val="0"/>
-                <w:sz w:val="22"/>
-                <w:szCs w:val="22"/>
-                <w:lang w:eastAsia="es-CO"/>
-                <w14:ligatures w14:val="none"/>
-              </w:rPr>
-              <w:t>, texto respuesta, fecha</w:t>
+            <w:r>
+              <w:rPr>
+                <w:rFonts w:ascii="Aptos Narrow" w:eastAsia="Times New Roman" w:hAnsi="Aptos Narrow" w:cs="Times New Roman"/>
+                <w:color w:val="000000"/>
+                <w:kern w:val="0"/>
+                <w:sz w:val="22"/>
+                <w:szCs w:val="22"/>
+                <w:lang w:eastAsia="es-CO"/>
+                <w14:ligatures w14:val="none"/>
+              </w:rPr>
+              <w:t>id_reseña, id_admin, texto respuesta, fecha</w:t>
             </w:r>
           </w:p>
         </w:tc>
@@ -2635,57 +2435,17 @@
                 <w14:ligatures w14:val="none"/>
               </w:rPr>
             </w:pPr>
-            <w:proofErr w:type="spellStart"/>
-            <w:r>
-              <w:rPr>
-                <w:rFonts w:ascii="Aptos Narrow" w:eastAsia="Times New Roman" w:hAnsi="Aptos Narrow" w:cs="Times New Roman"/>
-                <w:color w:val="000000"/>
-                <w:kern w:val="0"/>
-                <w:sz w:val="22"/>
-                <w:szCs w:val="22"/>
-                <w:lang w:eastAsia="es-CO"/>
-                <w14:ligatures w14:val="none"/>
-              </w:rPr>
-              <w:t>id_reseña</w:t>
-            </w:r>
-            <w:proofErr w:type="spellEnd"/>
-            <w:r>
-              <w:rPr>
-                <w:rFonts w:ascii="Aptos Narrow" w:eastAsia="Times New Roman" w:hAnsi="Aptos Narrow" w:cs="Times New Roman"/>
-                <w:color w:val="000000"/>
-                <w:kern w:val="0"/>
-                <w:sz w:val="22"/>
-                <w:szCs w:val="22"/>
-                <w:lang w:eastAsia="es-CO"/>
-                <w14:ligatures w14:val="none"/>
-              </w:rPr>
-              <w:t xml:space="preserve">, </w:t>
-            </w:r>
-            <w:proofErr w:type="spellStart"/>
-            <w:r>
-              <w:rPr>
-                <w:rFonts w:ascii="Aptos Narrow" w:eastAsia="Times New Roman" w:hAnsi="Aptos Narrow" w:cs="Times New Roman"/>
-                <w:color w:val="000000"/>
-                <w:kern w:val="0"/>
-                <w:sz w:val="22"/>
-                <w:szCs w:val="22"/>
-                <w:lang w:eastAsia="es-CO"/>
-                <w14:ligatures w14:val="none"/>
-              </w:rPr>
-              <w:t>id_usuario</w:t>
-            </w:r>
-            <w:proofErr w:type="spellEnd"/>
-            <w:r>
-              <w:rPr>
-                <w:rFonts w:ascii="Aptos Narrow" w:eastAsia="Times New Roman" w:hAnsi="Aptos Narrow" w:cs="Times New Roman"/>
-                <w:color w:val="000000"/>
-                <w:kern w:val="0"/>
-                <w:sz w:val="22"/>
-                <w:szCs w:val="22"/>
-                <w:lang w:eastAsia="es-CO"/>
-                <w14:ligatures w14:val="none"/>
-              </w:rPr>
-              <w:t>, contador de utilidad</w:t>
+            <w:r>
+              <w:rPr>
+                <w:rFonts w:ascii="Aptos Narrow" w:eastAsia="Times New Roman" w:hAnsi="Aptos Narrow" w:cs="Times New Roman"/>
+                <w:color w:val="000000"/>
+                <w:kern w:val="0"/>
+                <w:sz w:val="22"/>
+                <w:szCs w:val="22"/>
+                <w:lang w:eastAsia="es-CO"/>
+                <w14:ligatures w14:val="none"/>
+              </w:rPr>
+              <w:t>id_reseña, id_usuario, contador de utilidad</w:t>
             </w:r>
           </w:p>
         </w:tc>
@@ -2837,72 +2597,18 @@
                 <w14:ligatures w14:val="none"/>
               </w:rPr>
             </w:pPr>
-            <w:proofErr w:type="spellStart"/>
-            <w:r>
-              <w:rPr>
-                <w:rFonts w:ascii="Aptos Narrow" w:eastAsia="Times New Roman" w:hAnsi="Aptos Narrow" w:cs="Times New Roman"/>
-                <w:color w:val="000000"/>
-                <w:kern w:val="0"/>
-                <w:sz w:val="22"/>
-                <w:szCs w:val="22"/>
-                <w:lang w:eastAsia="es-CO"/>
-                <w14:ligatures w14:val="none"/>
-              </w:rPr>
-              <w:t>id_hotel</w:t>
-            </w:r>
-            <w:proofErr w:type="spellEnd"/>
-            <w:r>
-              <w:rPr>
-                <w:rFonts w:ascii="Aptos Narrow" w:eastAsia="Times New Roman" w:hAnsi="Aptos Narrow" w:cs="Times New Roman"/>
-                <w:color w:val="000000"/>
-                <w:kern w:val="0"/>
-                <w:sz w:val="22"/>
-                <w:szCs w:val="22"/>
-                <w:lang w:eastAsia="es-CO"/>
-                <w14:ligatures w14:val="none"/>
-              </w:rPr>
-              <w:t xml:space="preserve">, </w:t>
-            </w:r>
-            <w:proofErr w:type="spellStart"/>
-            <w:r>
-              <w:rPr>
-                <w:rFonts w:ascii="Aptos Narrow" w:eastAsia="Times New Roman" w:hAnsi="Aptos Narrow" w:cs="Times New Roman"/>
-                <w:color w:val="000000"/>
-                <w:kern w:val="0"/>
-                <w:sz w:val="22"/>
-                <w:szCs w:val="22"/>
-                <w:lang w:eastAsia="es-CO"/>
-                <w14:ligatures w14:val="none"/>
-              </w:rPr>
-              <w:t>id_reseña</w:t>
-            </w:r>
-            <w:proofErr w:type="spellEnd"/>
-            <w:r>
-              <w:rPr>
-                <w:rFonts w:ascii="Aptos Narrow" w:eastAsia="Times New Roman" w:hAnsi="Aptos Narrow" w:cs="Times New Roman"/>
-                <w:color w:val="000000"/>
-                <w:kern w:val="0"/>
-                <w:sz w:val="22"/>
-                <w:szCs w:val="22"/>
-                <w:lang w:eastAsia="es-CO"/>
-                <w14:ligatures w14:val="none"/>
-              </w:rPr>
-              <w:t xml:space="preserve">, </w:t>
-            </w:r>
-            <w:proofErr w:type="gramStart"/>
-            <w:r>
-              <w:rPr>
-                <w:rFonts w:ascii="Aptos Narrow" w:eastAsia="Times New Roman" w:hAnsi="Aptos Narrow" w:cs="Times New Roman"/>
-                <w:color w:val="000000"/>
-                <w:kern w:val="0"/>
-                <w:sz w:val="22"/>
-                <w:szCs w:val="22"/>
-                <w:lang w:eastAsia="es-CO"/>
-                <w14:ligatures w14:val="none"/>
-              </w:rPr>
-              <w:t>campo destacada</w:t>
-            </w:r>
-            <w:proofErr w:type="gramEnd"/>
+            <w:r>
+              <w:rPr>
+                <w:rFonts w:ascii="Aptos Narrow" w:eastAsia="Times New Roman" w:hAnsi="Aptos Narrow" w:cs="Times New Roman"/>
+                <w:color w:val="000000"/>
+                <w:kern w:val="0"/>
+                <w:sz w:val="22"/>
+                <w:szCs w:val="22"/>
+                <w:lang w:eastAsia="es-CO"/>
+                <w14:ligatures w14:val="none"/>
+              </w:rPr>
+              <w:t>id_hotel, id_reseña, campo destacada</w:t>
+            </w:r>
           </w:p>
         </w:tc>
         <w:tc>
@@ -3053,31 +2759,17 @@
                 <w14:ligatures w14:val="none"/>
               </w:rPr>
             </w:pPr>
-            <w:proofErr w:type="spellStart"/>
-            <w:r>
-              <w:rPr>
-                <w:rFonts w:ascii="Aptos Narrow" w:eastAsia="Times New Roman" w:hAnsi="Aptos Narrow" w:cs="Times New Roman"/>
-                <w:color w:val="000000"/>
-                <w:kern w:val="0"/>
-                <w:sz w:val="22"/>
-                <w:szCs w:val="22"/>
-                <w:lang w:eastAsia="es-CO"/>
-                <w14:ligatures w14:val="none"/>
-              </w:rPr>
-              <w:t>id_hotel</w:t>
-            </w:r>
-            <w:proofErr w:type="spellEnd"/>
-            <w:r>
-              <w:rPr>
-                <w:rFonts w:ascii="Aptos Narrow" w:eastAsia="Times New Roman" w:hAnsi="Aptos Narrow" w:cs="Times New Roman"/>
-                <w:color w:val="000000"/>
-                <w:kern w:val="0"/>
-                <w:sz w:val="22"/>
-                <w:szCs w:val="22"/>
-                <w:lang w:eastAsia="es-CO"/>
-                <w14:ligatures w14:val="none"/>
-              </w:rPr>
-              <w:t>, promedio calificación, fecha reseña</w:t>
+            <w:r>
+              <w:rPr>
+                <w:rFonts w:ascii="Aptos Narrow" w:eastAsia="Times New Roman" w:hAnsi="Aptos Narrow" w:cs="Times New Roman"/>
+                <w:color w:val="000000"/>
+                <w:kern w:val="0"/>
+                <w:sz w:val="22"/>
+                <w:szCs w:val="22"/>
+                <w:lang w:eastAsia="es-CO"/>
+                <w14:ligatures w14:val="none"/>
+              </w:rPr>
+              <w:t>id_hotel, promedio calificación, fecha reseña</w:t>
             </w:r>
           </w:p>
         </w:tc>
@@ -3229,31 +2921,17 @@
                 <w14:ligatures w14:val="none"/>
               </w:rPr>
             </w:pPr>
-            <w:proofErr w:type="spellStart"/>
-            <w:r>
-              <w:rPr>
-                <w:rFonts w:ascii="Aptos Narrow" w:eastAsia="Times New Roman" w:hAnsi="Aptos Narrow" w:cs="Times New Roman"/>
-                <w:color w:val="000000"/>
-                <w:kern w:val="0"/>
-                <w:sz w:val="22"/>
-                <w:szCs w:val="22"/>
-                <w:lang w:eastAsia="es-CO"/>
-                <w14:ligatures w14:val="none"/>
-              </w:rPr>
-              <w:t>id_hotel</w:t>
-            </w:r>
-            <w:proofErr w:type="spellEnd"/>
-            <w:r>
-              <w:rPr>
-                <w:rFonts w:ascii="Aptos Narrow" w:eastAsia="Times New Roman" w:hAnsi="Aptos Narrow" w:cs="Times New Roman"/>
-                <w:color w:val="000000"/>
-                <w:kern w:val="0"/>
-                <w:sz w:val="22"/>
-                <w:szCs w:val="22"/>
-                <w:lang w:eastAsia="es-CO"/>
-                <w14:ligatures w14:val="none"/>
-              </w:rPr>
-              <w:t>, fecha reseña, calificación mensual</w:t>
+            <w:r>
+              <w:rPr>
+                <w:rFonts w:ascii="Aptos Narrow" w:eastAsia="Times New Roman" w:hAnsi="Aptos Narrow" w:cs="Times New Roman"/>
+                <w:color w:val="000000"/>
+                <w:kern w:val="0"/>
+                <w:sz w:val="22"/>
+                <w:szCs w:val="22"/>
+                <w:lang w:eastAsia="es-CO"/>
+                <w14:ligatures w14:val="none"/>
+              </w:rPr>
+              <w:t>id_hotel, fecha reseña, calificación mensual</w:t>
             </w:r>
           </w:p>
         </w:tc>
@@ -5002,19 +4680,11 @@
           <w:lang w:val="es-MX"/>
         </w:rPr>
       </w:pPr>
-      <w:proofErr w:type="spellStart"/>
       <w:r>
         <w:rPr>
           <w:lang w:val="es-MX"/>
         </w:rPr>
-        <w:t>Resena</w:t>
-      </w:r>
-      <w:proofErr w:type="spellEnd"/>
-      <w:r>
-        <w:rPr>
-          <w:lang w:val="es-MX"/>
-        </w:rPr>
-        <w:t xml:space="preserve">: Son la documentación principal. Se encarga principalmente de guardar toda reseña hecha por un cliente respecto a una reserva completada en algún hotel. Acumula información referente al hotel, la reserva, el cliente, la calificación, las fechas </w:t>
+        <w:t xml:space="preserve">Resena: Son la documentación principal. Se encarga principalmente de guardar toda reseña hecha por un cliente respecto a una reserva completada en algún hotel. Acumula información referente al hotel, la reserva, el cliente, la calificación, las fechas </w:t>
       </w:r>
       <w:r>
         <w:rPr>
@@ -5031,33 +4701,11 @@
           <w:lang w:val="es-MX"/>
         </w:rPr>
       </w:pPr>
-      <w:proofErr w:type="spellStart"/>
       <w:r>
         <w:rPr>
           <w:lang w:val="es-MX"/>
         </w:rPr>
-        <w:t>respuestaAdministrador</w:t>
-      </w:r>
-      <w:proofErr w:type="spellEnd"/>
-      <w:r>
-        <w:rPr>
-          <w:lang w:val="es-MX"/>
-        </w:rPr>
-        <w:t>: Es la respuesta oficial dada por el administrador respecto a una reseña. Al igual que en la clase “</w:t>
-      </w:r>
-      <w:proofErr w:type="spellStart"/>
-      <w:r>
-        <w:rPr>
-          <w:lang w:val="es-MX"/>
-        </w:rPr>
-        <w:t>Resena</w:t>
-      </w:r>
-      <w:proofErr w:type="spellEnd"/>
-      <w:r>
-        <w:rPr>
-          <w:lang w:val="es-MX"/>
-        </w:rPr>
-        <w:t>” presenta fechas de publicación y actualización sobre su propio comentario.</w:t>
+        <w:t>respuestaAdministrador: Es la respuesta oficial dada por el administrador respecto a una reseña. Al igual que en la clase “Resena” presenta fechas de publicación y actualización sobre su propio comentario.</w:t>
       </w:r>
     </w:p>
     <w:p>
@@ -5067,19 +4715,11 @@
           <w:lang w:val="es-MX"/>
         </w:rPr>
       </w:pPr>
-      <w:proofErr w:type="spellStart"/>
       <w:r>
         <w:rPr>
           <w:lang w:val="es-MX"/>
         </w:rPr>
-        <w:t>votosUtilidad</w:t>
-      </w:r>
-      <w:proofErr w:type="spellEnd"/>
-      <w:r>
-        <w:rPr>
-          <w:lang w:val="es-MX"/>
-        </w:rPr>
-        <w:t>: Registro de la votación hecha por los usuarios sobre un hotel.</w:t>
+        <w:t>votosUtilidad: Registro de la votación hecha por los usuarios sobre un hotel.</w:t>
       </w:r>
       <w:r>
         <w:rPr>
@@ -5095,19 +4735,11 @@
           <w:lang w:val="es-MX"/>
         </w:rPr>
       </w:pPr>
-      <w:proofErr w:type="spellStart"/>
       <w:r>
         <w:rPr>
           <w:lang w:val="es-MX"/>
         </w:rPr>
-        <w:t>hotelReferencia</w:t>
-      </w:r>
-      <w:proofErr w:type="spellEnd"/>
-      <w:r>
-        <w:rPr>
-          <w:lang w:val="es-MX"/>
-        </w:rPr>
-        <w:t>: Información mínima sobre un hotel.</w:t>
+        <w:t>hotelReferencia: Información mínima sobre un hotel.</w:t>
       </w:r>
       <w:r>
         <w:rPr>
@@ -5147,19 +4779,11 @@
           <w:lang w:val="es-MX"/>
         </w:rPr>
       </w:pPr>
-      <w:proofErr w:type="spellStart"/>
       <w:r>
         <w:rPr>
           <w:lang w:val="es-MX"/>
         </w:rPr>
-        <w:t>clienteReferencia</w:t>
-      </w:r>
-      <w:proofErr w:type="spellEnd"/>
-      <w:r>
-        <w:rPr>
-          <w:lang w:val="es-MX"/>
-        </w:rPr>
-        <w:t>: Es la información básica del cliente. La id del cliente y su nombre.</w:t>
+        <w:t>clienteReferencia: Es la información básica del cliente. La id del cliente y su nombre.</w:t>
       </w:r>
     </w:p>
     <w:p>
@@ -5169,19 +4793,11 @@
           <w:lang w:val="es-MX"/>
         </w:rPr>
       </w:pPr>
-      <w:proofErr w:type="spellStart"/>
       <w:r>
         <w:rPr>
           <w:lang w:val="es-MX"/>
         </w:rPr>
-        <w:t>reservaReferencia</w:t>
-      </w:r>
-      <w:proofErr w:type="spellEnd"/>
-      <w:r>
-        <w:rPr>
-          <w:lang w:val="es-MX"/>
-        </w:rPr>
-        <w:t>: Es el identificador de las reservas. Tiene el registro de las fechas, el estado y su identificación.</w:t>
+        <w:t>reservaReferencia: Es el identificador de las reservas. Tiene el registro de las fechas, el estado y su identificación.</w:t>
       </w:r>
     </w:p>
     <w:p>
@@ -6367,7 +5983,6 @@
               </w:rPr>
               <w:t xml:space="preserve">Se necesita </w:t>
             </w:r>
-            <w:proofErr w:type="spellStart"/>
             <w:r>
               <w:rPr>
                 <w:rFonts w:ascii="Arial Unicode MS" w:eastAsia="Times New Roman" w:hAnsi="Arial Unicode MS" w:cs="Times New Roman"/>
@@ -6380,7 +5995,6 @@
               </w:rPr>
               <w:t>idHotel</w:t>
             </w:r>
-            <w:proofErr w:type="spellEnd"/>
             <w:r>
               <w:rPr>
                 <w:rFonts w:ascii="Aptos Narrow" w:eastAsia="Times New Roman" w:hAnsi="Aptos Narrow" w:cs="Times New Roman"/>
@@ -6513,7 +6127,6 @@
               </w:rPr>
               <w:t xml:space="preserve">El cliente vive en Oracle. En Mongo solo se guarda </w:t>
             </w:r>
-            <w:proofErr w:type="spellStart"/>
             <w:r>
               <w:rPr>
                 <w:rFonts w:ascii="Arial Unicode MS" w:eastAsia="Times New Roman" w:hAnsi="Arial Unicode MS" w:cs="Times New Roman"/>
@@ -6526,7 +6139,6 @@
               </w:rPr>
               <w:t>idCliente</w:t>
             </w:r>
-            <w:proofErr w:type="spellEnd"/>
             <w:r>
               <w:rPr>
                 <w:rFonts w:ascii="Aptos Narrow" w:eastAsia="Times New Roman" w:hAnsi="Aptos Narrow" w:cs="Times New Roman"/>
@@ -6658,7 +6270,6 @@
               </w:rPr>
               <w:t xml:space="preserve">La reserva pertenece al sistema anterior en Oracle. Se usa </w:t>
             </w:r>
-            <w:proofErr w:type="spellStart"/>
             <w:r>
               <w:rPr>
                 <w:rFonts w:ascii="Arial Unicode MS" w:eastAsia="Times New Roman" w:hAnsi="Arial Unicode MS" w:cs="Times New Roman"/>
@@ -6671,7 +6282,6 @@
               </w:rPr>
               <w:t>idReserva</w:t>
             </w:r>
-            <w:proofErr w:type="spellEnd"/>
             <w:r>
               <w:rPr>
                 <w:rFonts w:ascii="Aptos Narrow" w:eastAsia="Times New Roman" w:hAnsi="Aptos Narrow" w:cs="Times New Roman"/>
@@ -6922,7 +6532,6 @@
               </w:rPr>
               <w:t xml:space="preserve">Conviene guardar </w:t>
             </w:r>
-            <w:proofErr w:type="spellStart"/>
             <w:r>
               <w:rPr>
                 <w:rFonts w:ascii="Arial Unicode MS" w:eastAsia="Times New Roman" w:hAnsi="Arial Unicode MS" w:cs="Times New Roman"/>
@@ -6935,7 +6544,6 @@
               </w:rPr>
               <w:t>cantidadVotosUtiles</w:t>
             </w:r>
-            <w:proofErr w:type="spellEnd"/>
             <w:r>
               <w:rPr>
                 <w:rFonts w:ascii="Aptos Narrow" w:eastAsia="Times New Roman" w:hAnsi="Aptos Narrow" w:cs="Times New Roman"/>
@@ -7080,6 +6688,64 @@
       <w:pPr>
         <w:jc w:val="both"/>
       </w:pPr>
+      <w:r>
+        <w:t>Representación gráfica de UML con una implementación de las reseñas:</w:t>
+      </w:r>
+    </w:p>
+    <w:p>
+      <w:pPr>
+        <w:jc w:val="both"/>
+      </w:pPr>
+      <w:r>
+        <w:rPr>
+          <w:noProof/>
+        </w:rPr>
+        <w:drawing>
+          <wp:inline distT="0" distB="0" distL="0" distR="0" wp14:anchorId="310678A7" wp14:editId="4AAD198A">
+            <wp:extent cx="5419725" cy="4778065"/>
+            <wp:effectExtent l="0" t="0" r="0" b="3810"/>
+            <wp:docPr id="2104866973" name="Imagen 2"/>
+            <wp:cNvGraphicFramePr>
+              <a:graphicFrameLocks xmlns:a="http://schemas.openxmlformats.org/drawingml/2006/main" noChangeAspect="1"/>
+            </wp:cNvGraphicFramePr>
+            <a:graphic xmlns:a="http://schemas.openxmlformats.org/drawingml/2006/main">
+              <a:graphicData uri="http://schemas.openxmlformats.org/drawingml/2006/picture">
+                <pic:pic xmlns:pic="http://schemas.openxmlformats.org/drawingml/2006/picture">
+                  <pic:nvPicPr>
+                    <pic:cNvPr id="0" name="Picture 2"/>
+                    <pic:cNvPicPr>
+                      <a:picLocks noChangeAspect="1" noChangeArrowheads="1"/>
+                    </pic:cNvPicPr>
+                  </pic:nvPicPr>
+                  <pic:blipFill>
+                    <a:blip r:embed="rId5">
+                      <a:extLst>
+                        <a:ext uri="{28A0092B-C50C-407E-A947-70E740481C1C}">
+                          <a14:useLocalDpi xmlns:a14="http://schemas.microsoft.com/office/drawing/2010/main" val="0"/>
+                        </a:ext>
+                      </a:extLst>
+                    </a:blip>
+                    <a:srcRect/>
+                    <a:stretch>
+                      <a:fillRect/>
+                    </a:stretch>
+                  </pic:blipFill>
+                  <pic:spPr bwMode="auto">
+                    <a:xfrm>
+                      <a:off x="0" y="0"/>
+                      <a:ext cx="5430448" cy="4787519"/>
+                    </a:xfrm>
+                    <a:prstGeom prst="rect">
+                      <a:avLst/>
+                    </a:prstGeom>
+                    <a:noFill/>
+                  </pic:spPr>
+                </pic:pic>
+              </a:graphicData>
+            </a:graphic>
+          </wp:inline>
+        </w:drawing>
+      </w:r>
     </w:p>
     <w:sectPr>
       <w:pgSz w:w="12240" w:h="15840"/>
